--- a/Advanced Programming/AdvProg2_STL.docx
+++ b/Advanced Programming/AdvProg2_STL.docx
@@ -137,12 +137,6 @@
         <w:gridCol w:w="3480"/>
       </w:tblGrid>
       <w:tr>
-        <w:tblPrEx>
-          <w:tblCellMar>
-            <w:top w:w="0" w:type="dxa"/>
-            <w:bottom w:w="0" w:type="dxa"/>
-          </w:tblCellMar>
-        </w:tblPrEx>
         <w:trPr>
           <w:tblHeader/>
         </w:trPr>
@@ -238,12 +232,6 @@
         </w:tc>
       </w:tr>
       <w:tr>
-        <w:tblPrEx>
-          <w:tblCellMar>
-            <w:top w:w="0" w:type="dxa"/>
-            <w:bottom w:w="0" w:type="dxa"/>
-          </w:tblCellMar>
-        </w:tblPrEx>
         <w:tc>
           <w:tcPr>
             <w:tcW w:w="2400" w:type="dxa"/>
@@ -327,12 +315,6 @@
         </w:tc>
       </w:tr>
       <w:tr>
-        <w:tblPrEx>
-          <w:tblCellMar>
-            <w:top w:w="0" w:type="dxa"/>
-            <w:bottom w:w="0" w:type="dxa"/>
-          </w:tblCellMar>
-        </w:tblPrEx>
         <w:tc>
           <w:tcPr>
             <w:tcW w:w="2400" w:type="dxa"/>
@@ -416,12 +398,6 @@
         </w:tc>
       </w:tr>
       <w:tr>
-        <w:tblPrEx>
-          <w:tblCellMar>
-            <w:top w:w="0" w:type="dxa"/>
-            <w:bottom w:w="0" w:type="dxa"/>
-          </w:tblCellMar>
-        </w:tblPrEx>
         <w:tc>
           <w:tcPr>
             <w:tcW w:w="2400" w:type="dxa"/>
@@ -505,12 +481,6 @@
         </w:tc>
       </w:tr>
       <w:tr>
-        <w:tblPrEx>
-          <w:tblCellMar>
-            <w:top w:w="0" w:type="dxa"/>
-            <w:bottom w:w="0" w:type="dxa"/>
-          </w:tblCellMar>
-        </w:tblPrEx>
         <w:tc>
           <w:tcPr>
             <w:tcW w:w="2400" w:type="dxa"/>
@@ -594,12 +564,6 @@
         </w:tc>
       </w:tr>
       <w:tr>
-        <w:tblPrEx>
-          <w:tblCellMar>
-            <w:top w:w="0" w:type="dxa"/>
-            <w:bottom w:w="0" w:type="dxa"/>
-          </w:tblCellMar>
-        </w:tblPrEx>
         <w:tc>
           <w:tcPr>
             <w:tcW w:w="2400" w:type="dxa"/>
@@ -819,12 +783,6 @@
         <w:gridCol w:w="5960"/>
       </w:tblGrid>
       <w:tr>
-        <w:tblPrEx>
-          <w:tblCellMar>
-            <w:top w:w="0" w:type="dxa"/>
-            <w:bottom w:w="0" w:type="dxa"/>
-          </w:tblCellMar>
-        </w:tblPrEx>
         <w:trPr>
           <w:tblHeader/>
         </w:trPr>
@@ -920,12 +878,6 @@
         </w:tc>
       </w:tr>
       <w:tr>
-        <w:tblPrEx>
-          <w:tblCellMar>
-            <w:top w:w="0" w:type="dxa"/>
-            <w:bottom w:w="0" w:type="dxa"/>
-          </w:tblCellMar>
-        </w:tblPrEx>
         <w:tc>
           <w:tcPr>
             <w:tcW w:w="1800" w:type="dxa"/>
@@ -1013,12 +965,6 @@
         </w:tc>
       </w:tr>
       <w:tr>
-        <w:tblPrEx>
-          <w:tblCellMar>
-            <w:top w:w="0" w:type="dxa"/>
-            <w:bottom w:w="0" w:type="dxa"/>
-          </w:tblCellMar>
-        </w:tblPrEx>
         <w:tc>
           <w:tcPr>
             <w:tcW w:w="1800" w:type="dxa"/>
@@ -1106,12 +1052,6 @@
         </w:tc>
       </w:tr>
       <w:tr>
-        <w:tblPrEx>
-          <w:tblCellMar>
-            <w:top w:w="0" w:type="dxa"/>
-            <w:bottom w:w="0" w:type="dxa"/>
-          </w:tblCellMar>
-        </w:tblPrEx>
         <w:tc>
           <w:tcPr>
             <w:tcW w:w="1800" w:type="dxa"/>
@@ -1199,12 +1139,6 @@
         </w:tc>
       </w:tr>
       <w:tr>
-        <w:tblPrEx>
-          <w:tblCellMar>
-            <w:top w:w="0" w:type="dxa"/>
-            <w:bottom w:w="0" w:type="dxa"/>
-          </w:tblCellMar>
-        </w:tblPrEx>
         <w:tc>
           <w:tcPr>
             <w:tcW w:w="1800" w:type="dxa"/>
@@ -1292,12 +1226,6 @@
         </w:tc>
       </w:tr>
       <w:tr>
-        <w:tblPrEx>
-          <w:tblCellMar>
-            <w:top w:w="0" w:type="dxa"/>
-            <w:bottom w:w="0" w:type="dxa"/>
-          </w:tblCellMar>
-        </w:tblPrEx>
         <w:tc>
           <w:tcPr>
             <w:tcW w:w="1800" w:type="dxa"/>
@@ -1385,12 +1313,6 @@
         </w:tc>
       </w:tr>
       <w:tr>
-        <w:tblPrEx>
-          <w:tblCellMar>
-            <w:top w:w="0" w:type="dxa"/>
-            <w:bottom w:w="0" w:type="dxa"/>
-          </w:tblCellMar>
-        </w:tblPrEx>
         <w:tc>
           <w:tcPr>
             <w:tcW w:w="1800" w:type="dxa"/>
@@ -1801,12 +1723,6 @@
         <w:gridCol w:w="3960"/>
       </w:tblGrid>
       <w:tr>
-        <w:tblPrEx>
-          <w:tblCellMar>
-            <w:top w:w="0" w:type="dxa"/>
-            <w:bottom w:w="0" w:type="dxa"/>
-          </w:tblCellMar>
-        </w:tblPrEx>
         <w:trPr>
           <w:tblHeader/>
         </w:trPr>
@@ -1902,12 +1818,6 @@
         </w:tc>
       </w:tr>
       <w:tr>
-        <w:tblPrEx>
-          <w:tblCellMar>
-            <w:top w:w="0" w:type="dxa"/>
-            <w:bottom w:w="0" w:type="dxa"/>
-          </w:tblCellMar>
-        </w:tblPrEx>
         <w:tc>
           <w:tcPr>
             <w:tcW w:w="2400" w:type="dxa"/>
@@ -2018,12 +1928,6 @@
         </w:tc>
       </w:tr>
       <w:tr>
-        <w:tblPrEx>
-          <w:tblCellMar>
-            <w:top w:w="0" w:type="dxa"/>
-            <w:bottom w:w="0" w:type="dxa"/>
-          </w:tblCellMar>
-        </w:tblPrEx>
         <w:tc>
           <w:tcPr>
             <w:tcW w:w="2400" w:type="dxa"/>
@@ -2141,12 +2045,6 @@
         </w:tc>
       </w:tr>
       <w:tr>
-        <w:tblPrEx>
-          <w:tblCellMar>
-            <w:top w:w="0" w:type="dxa"/>
-            <w:bottom w:w="0" w:type="dxa"/>
-          </w:tblCellMar>
-        </w:tblPrEx>
         <w:tc>
           <w:tcPr>
             <w:tcW w:w="2400" w:type="dxa"/>
@@ -2264,12 +2162,6 @@
         </w:tc>
       </w:tr>
       <w:tr>
-        <w:tblPrEx>
-          <w:tblCellMar>
-            <w:top w:w="0" w:type="dxa"/>
-            <w:bottom w:w="0" w:type="dxa"/>
-          </w:tblCellMar>
-        </w:tblPrEx>
         <w:tc>
           <w:tcPr>
             <w:tcW w:w="2400" w:type="dxa"/>
@@ -2362,12 +2254,6 @@
         </w:tc>
       </w:tr>
       <w:tr>
-        <w:tblPrEx>
-          <w:tblCellMar>
-            <w:top w:w="0" w:type="dxa"/>
-            <w:bottom w:w="0" w:type="dxa"/>
-          </w:tblCellMar>
-        </w:tblPrEx>
         <w:tc>
           <w:tcPr>
             <w:tcW w:w="2400" w:type="dxa"/>
@@ -2460,12 +2346,6 @@
         </w:tc>
       </w:tr>
       <w:tr>
-        <w:tblPrEx>
-          <w:tblCellMar>
-            <w:top w:w="0" w:type="dxa"/>
-            <w:bottom w:w="0" w:type="dxa"/>
-          </w:tblCellMar>
-        </w:tblPrEx>
         <w:tc>
           <w:tcPr>
             <w:tcW w:w="2400" w:type="dxa"/>
@@ -2574,12 +2454,6 @@
         </w:tc>
       </w:tr>
       <w:tr>
-        <w:tblPrEx>
-          <w:tblCellMar>
-            <w:top w:w="0" w:type="dxa"/>
-            <w:bottom w:w="0" w:type="dxa"/>
-          </w:tblCellMar>
-        </w:tblPrEx>
         <w:tc>
           <w:tcPr>
             <w:tcW w:w="2400" w:type="dxa"/>
@@ -2672,12 +2546,6 @@
         </w:tc>
       </w:tr>
       <w:tr>
-        <w:tblPrEx>
-          <w:tblCellMar>
-            <w:top w:w="0" w:type="dxa"/>
-            <w:bottom w:w="0" w:type="dxa"/>
-          </w:tblCellMar>
-        </w:tblPrEx>
         <w:tc>
           <w:tcPr>
             <w:tcW w:w="2400" w:type="dxa"/>
@@ -2814,12 +2682,6 @@
         <w:gridCol w:w="9360"/>
       </w:tblGrid>
       <w:tr>
-        <w:tblPrEx>
-          <w:tblCellMar>
-            <w:top w:w="0" w:type="dxa"/>
-            <w:bottom w:w="0" w:type="dxa"/>
-          </w:tblCellMar>
-        </w:tblPrEx>
         <w:tc>
           <w:tcPr>
             <w:tcW w:w="0" w:type="auto"/>
@@ -3008,12 +2870,6 @@
         <w:gridCol w:w="2680"/>
       </w:tblGrid>
       <w:tr>
-        <w:tblPrEx>
-          <w:tblCellMar>
-            <w:top w:w="0" w:type="dxa"/>
-            <w:bottom w:w="0" w:type="dxa"/>
-          </w:tblCellMar>
-        </w:tblPrEx>
         <w:trPr>
           <w:tblHeader/>
         </w:trPr>
@@ -3139,12 +2995,6 @@
         </w:tc>
       </w:tr>
       <w:tr>
-        <w:tblPrEx>
-          <w:tblCellMar>
-            <w:top w:w="0" w:type="dxa"/>
-            <w:bottom w:w="0" w:type="dxa"/>
-          </w:tblCellMar>
-        </w:tblPrEx>
         <w:tc>
           <w:tcPr>
             <w:tcW w:w="1800" w:type="dxa"/>
@@ -3255,12 +3105,6 @@
         </w:tc>
       </w:tr>
       <w:tr>
-        <w:tblPrEx>
-          <w:tblCellMar>
-            <w:top w:w="0" w:type="dxa"/>
-            <w:bottom w:w="0" w:type="dxa"/>
-          </w:tblCellMar>
-        </w:tblPrEx>
         <w:tc>
           <w:tcPr>
             <w:tcW w:w="1800" w:type="dxa"/>
@@ -3371,12 +3215,6 @@
         </w:tc>
       </w:tr>
       <w:tr>
-        <w:tblPrEx>
-          <w:tblCellMar>
-            <w:top w:w="0" w:type="dxa"/>
-            <w:bottom w:w="0" w:type="dxa"/>
-          </w:tblCellMar>
-        </w:tblPrEx>
         <w:tc>
           <w:tcPr>
             <w:tcW w:w="1800" w:type="dxa"/>
@@ -3487,12 +3325,6 @@
         </w:tc>
       </w:tr>
       <w:tr>
-        <w:tblPrEx>
-          <w:tblCellMar>
-            <w:top w:w="0" w:type="dxa"/>
-            <w:bottom w:w="0" w:type="dxa"/>
-          </w:tblCellMar>
-        </w:tblPrEx>
         <w:tc>
           <w:tcPr>
             <w:tcW w:w="1800" w:type="dxa"/>
@@ -3647,12 +3479,6 @@
         <w:gridCol w:w="4680"/>
       </w:tblGrid>
       <w:tr>
-        <w:tblPrEx>
-          <w:tblCellMar>
-            <w:top w:w="0" w:type="dxa"/>
-            <w:bottom w:w="0" w:type="dxa"/>
-          </w:tblCellMar>
-        </w:tblPrEx>
         <w:trPr>
           <w:tblHeader/>
         </w:trPr>
@@ -3748,12 +3574,6 @@
         </w:tc>
       </w:tr>
       <w:tr>
-        <w:tblPrEx>
-          <w:tblCellMar>
-            <w:top w:w="0" w:type="dxa"/>
-            <w:bottom w:w="0" w:type="dxa"/>
-          </w:tblCellMar>
-        </w:tblPrEx>
         <w:tc>
           <w:tcPr>
             <w:tcW w:w="2000" w:type="dxa"/>
@@ -3837,12 +3657,6 @@
         </w:tc>
       </w:tr>
       <w:tr>
-        <w:tblPrEx>
-          <w:tblCellMar>
-            <w:top w:w="0" w:type="dxa"/>
-            <w:bottom w:w="0" w:type="dxa"/>
-          </w:tblCellMar>
-        </w:tblPrEx>
         <w:tc>
           <w:tcPr>
             <w:tcW w:w="2000" w:type="dxa"/>
@@ -3927,12 +3741,6 @@
         </w:tc>
       </w:tr>
       <w:tr>
-        <w:tblPrEx>
-          <w:tblCellMar>
-            <w:top w:w="0" w:type="dxa"/>
-            <w:bottom w:w="0" w:type="dxa"/>
-          </w:tblCellMar>
-        </w:tblPrEx>
         <w:tc>
           <w:tcPr>
             <w:tcW w:w="2000" w:type="dxa"/>
@@ -4016,12 +3824,6 @@
         </w:tc>
       </w:tr>
       <w:tr>
-        <w:tblPrEx>
-          <w:tblCellMar>
-            <w:top w:w="0" w:type="dxa"/>
-            <w:bottom w:w="0" w:type="dxa"/>
-          </w:tblCellMar>
-        </w:tblPrEx>
         <w:tc>
           <w:tcPr>
             <w:tcW w:w="2000" w:type="dxa"/>
@@ -4149,12 +3951,6 @@
         <w:gridCol w:w="4360"/>
       </w:tblGrid>
       <w:tr>
-        <w:tblPrEx>
-          <w:tblCellMar>
-            <w:top w:w="0" w:type="dxa"/>
-            <w:bottom w:w="0" w:type="dxa"/>
-          </w:tblCellMar>
-        </w:tblPrEx>
         <w:trPr>
           <w:tblHeader/>
         </w:trPr>
@@ -4250,12 +4046,6 @@
         </w:tc>
       </w:tr>
       <w:tr>
-        <w:tblPrEx>
-          <w:tblCellMar>
-            <w:top w:w="0" w:type="dxa"/>
-            <w:bottom w:w="0" w:type="dxa"/>
-          </w:tblCellMar>
-        </w:tblPrEx>
         <w:tc>
           <w:tcPr>
             <w:tcW w:w="3000" w:type="dxa"/>
@@ -4348,12 +4138,6 @@
         </w:tc>
       </w:tr>
       <w:tr>
-        <w:tblPrEx>
-          <w:tblCellMar>
-            <w:top w:w="0" w:type="dxa"/>
-            <w:bottom w:w="0" w:type="dxa"/>
-          </w:tblCellMar>
-        </w:tblPrEx>
         <w:tc>
           <w:tcPr>
             <w:tcW w:w="3000" w:type="dxa"/>
@@ -4649,12 +4433,6 @@
         <w:gridCol w:w="3680"/>
       </w:tblGrid>
       <w:tr>
-        <w:tblPrEx>
-          <w:tblCellMar>
-            <w:top w:w="0" w:type="dxa"/>
-            <w:bottom w:w="0" w:type="dxa"/>
-          </w:tblCellMar>
-        </w:tblPrEx>
         <w:trPr>
           <w:tblHeader/>
         </w:trPr>
@@ -4750,12 +4528,6 @@
         </w:tc>
       </w:tr>
       <w:tr>
-        <w:tblPrEx>
-          <w:tblCellMar>
-            <w:top w:w="0" w:type="dxa"/>
-            <w:bottom w:w="0" w:type="dxa"/>
-          </w:tblCellMar>
-        </w:tblPrEx>
         <w:tc>
           <w:tcPr>
             <w:tcW w:w="2200" w:type="dxa"/>
@@ -4841,12 +4613,6 @@
         </w:tc>
       </w:tr>
       <w:tr>
-        <w:tblPrEx>
-          <w:tblCellMar>
-            <w:top w:w="0" w:type="dxa"/>
-            <w:bottom w:w="0" w:type="dxa"/>
-          </w:tblCellMar>
-        </w:tblPrEx>
         <w:tc>
           <w:tcPr>
             <w:tcW w:w="2200" w:type="dxa"/>
@@ -4948,12 +4714,6 @@
         </w:tc>
       </w:tr>
       <w:tr>
-        <w:tblPrEx>
-          <w:tblCellMar>
-            <w:top w:w="0" w:type="dxa"/>
-            <w:bottom w:w="0" w:type="dxa"/>
-          </w:tblCellMar>
-        </w:tblPrEx>
         <w:tc>
           <w:tcPr>
             <w:tcW w:w="2200" w:type="dxa"/>
@@ -5046,12 +4806,6 @@
         </w:tc>
       </w:tr>
       <w:tr>
-        <w:tblPrEx>
-          <w:tblCellMar>
-            <w:top w:w="0" w:type="dxa"/>
-            <w:bottom w:w="0" w:type="dxa"/>
-          </w:tblCellMar>
-        </w:tblPrEx>
         <w:tc>
           <w:tcPr>
             <w:tcW w:w="2200" w:type="dxa"/>
@@ -5135,12 +4889,6 @@
         </w:tc>
       </w:tr>
       <w:tr>
-        <w:tblPrEx>
-          <w:tblCellMar>
-            <w:top w:w="0" w:type="dxa"/>
-            <w:bottom w:w="0" w:type="dxa"/>
-          </w:tblCellMar>
-        </w:tblPrEx>
         <w:tc>
           <w:tcPr>
             <w:tcW w:w="2200" w:type="dxa"/>
@@ -5266,12 +5014,6 @@
         <w:gridCol w:w="9360"/>
       </w:tblGrid>
       <w:tr>
-        <w:tblPrEx>
-          <w:tblCellMar>
-            <w:top w:w="0" w:type="dxa"/>
-            <w:bottom w:w="0" w:type="dxa"/>
-          </w:tblCellMar>
-        </w:tblPrEx>
         <w:tc>
           <w:tcPr>
             <w:tcW w:w="0" w:type="auto"/>
@@ -5369,7 +5111,13 @@
         <w:spacing w:before="46" w:after="46"/>
       </w:pPr>
       <w:r>
-        <w:t>STL algorithms work on iterator ranges. They don’t care which container you use — as long as you give them valid iterators.</w:t>
+        <w:t xml:space="preserve">STL algorithms work on iterator ranges. They don’t care which container you use — </w:t>
+      </w:r>
+      <w:r>
+        <w:t>if</w:t>
+      </w:r>
+      <w:r>
+        <w:t xml:space="preserve"> you give them valid iterators.</w:t>
       </w:r>
     </w:p>
     <w:p>
@@ -5400,12 +5148,6 @@
         <w:gridCol w:w="3880"/>
       </w:tblGrid>
       <w:tr>
-        <w:tblPrEx>
-          <w:tblCellMar>
-            <w:top w:w="0" w:type="dxa"/>
-            <w:bottom w:w="0" w:type="dxa"/>
-          </w:tblCellMar>
-        </w:tblPrEx>
         <w:trPr>
           <w:tblHeader/>
         </w:trPr>
@@ -5501,12 +5243,6 @@
         </w:tc>
       </w:tr>
       <w:tr>
-        <w:tblPrEx>
-          <w:tblCellMar>
-            <w:top w:w="0" w:type="dxa"/>
-            <w:bottom w:w="0" w:type="dxa"/>
-          </w:tblCellMar>
-        </w:tblPrEx>
         <w:tc>
           <w:tcPr>
             <w:tcW w:w="2000" w:type="dxa"/>
@@ -5622,12 +5358,6 @@
         </w:tc>
       </w:tr>
       <w:tr>
-        <w:tblPrEx>
-          <w:tblCellMar>
-            <w:top w:w="0" w:type="dxa"/>
-            <w:bottom w:w="0" w:type="dxa"/>
-          </w:tblCellMar>
-        </w:tblPrEx>
         <w:tc>
           <w:tcPr>
             <w:tcW w:w="2000" w:type="dxa"/>
@@ -5744,12 +5474,6 @@
         </w:tc>
       </w:tr>
       <w:tr>
-        <w:tblPrEx>
-          <w:tblCellMar>
-            <w:top w:w="0" w:type="dxa"/>
-            <w:bottom w:w="0" w:type="dxa"/>
-          </w:tblCellMar>
-        </w:tblPrEx>
         <w:tc>
           <w:tcPr>
             <w:tcW w:w="2000" w:type="dxa"/>
@@ -5865,12 +5589,6 @@
         </w:tc>
       </w:tr>
       <w:tr>
-        <w:tblPrEx>
-          <w:tblCellMar>
-            <w:top w:w="0" w:type="dxa"/>
-            <w:bottom w:w="0" w:type="dxa"/>
-          </w:tblCellMar>
-        </w:tblPrEx>
         <w:tc>
           <w:tcPr>
             <w:tcW w:w="2000" w:type="dxa"/>
@@ -5986,12 +5704,6 @@
         </w:tc>
       </w:tr>
       <w:tr>
-        <w:tblPrEx>
-          <w:tblCellMar>
-            <w:top w:w="0" w:type="dxa"/>
-            <w:bottom w:w="0" w:type="dxa"/>
-          </w:tblCellMar>
-        </w:tblPrEx>
         <w:tc>
           <w:tcPr>
             <w:tcW w:w="2000" w:type="dxa"/>
@@ -6107,12 +5819,6 @@
         </w:tc>
       </w:tr>
       <w:tr>
-        <w:tblPrEx>
-          <w:tblCellMar>
-            <w:top w:w="0" w:type="dxa"/>
-            <w:bottom w:w="0" w:type="dxa"/>
-          </w:tblCellMar>
-        </w:tblPrEx>
         <w:tc>
           <w:tcPr>
             <w:tcW w:w="2000" w:type="dxa"/>
@@ -6228,12 +5934,6 @@
         </w:tc>
       </w:tr>
       <w:tr>
-        <w:tblPrEx>
-          <w:tblCellMar>
-            <w:top w:w="0" w:type="dxa"/>
-            <w:bottom w:w="0" w:type="dxa"/>
-          </w:tblCellMar>
-        </w:tblPrEx>
         <w:tc>
           <w:tcPr>
             <w:tcW w:w="2000" w:type="dxa"/>
@@ -6360,12 +6060,6 @@
         </w:tc>
       </w:tr>
       <w:tr>
-        <w:tblPrEx>
-          <w:tblCellMar>
-            <w:top w:w="0" w:type="dxa"/>
-            <w:bottom w:w="0" w:type="dxa"/>
-          </w:tblCellMar>
-        </w:tblPrEx>
         <w:tc>
           <w:tcPr>
             <w:tcW w:w="2000" w:type="dxa"/>
@@ -6508,12 +6202,6 @@
         </w:tc>
       </w:tr>
       <w:tr>
-        <w:tblPrEx>
-          <w:tblCellMar>
-            <w:top w:w="0" w:type="dxa"/>
-            <w:bottom w:w="0" w:type="dxa"/>
-          </w:tblCellMar>
-        </w:tblPrEx>
         <w:tc>
           <w:tcPr>
             <w:tcW w:w="2000" w:type="dxa"/>
@@ -6629,12 +6317,6 @@
         </w:tc>
       </w:tr>
       <w:tr>
-        <w:tblPrEx>
-          <w:tblCellMar>
-            <w:top w:w="0" w:type="dxa"/>
-            <w:bottom w:w="0" w:type="dxa"/>
-          </w:tblCellMar>
-        </w:tblPrEx>
         <w:tc>
           <w:tcPr>
             <w:tcW w:w="2000" w:type="dxa"/>
@@ -6787,12 +6469,6 @@
         <w:gridCol w:w="9360"/>
       </w:tblGrid>
       <w:tr>
-        <w:tblPrEx>
-          <w:tblCellMar>
-            <w:top w:w="0" w:type="dxa"/>
-            <w:bottom w:w="0" w:type="dxa"/>
-          </w:tblCellMar>
-        </w:tblPrEx>
         <w:tc>
           <w:tcPr>
             <w:tcW w:w="0" w:type="auto"/>
@@ -7347,12 +7023,6 @@
         <w:gridCol w:w="4080"/>
       </w:tblGrid>
       <w:tr>
-        <w:tblPrEx>
-          <w:tblCellMar>
-            <w:top w:w="0" w:type="dxa"/>
-            <w:bottom w:w="0" w:type="dxa"/>
-          </w:tblCellMar>
-        </w:tblPrEx>
         <w:trPr>
           <w:tblHeader/>
         </w:trPr>
@@ -7448,12 +7118,6 @@
         </w:tc>
       </w:tr>
       <w:tr>
-        <w:tblPrEx>
-          <w:tblCellMar>
-            <w:top w:w="0" w:type="dxa"/>
-            <w:bottom w:w="0" w:type="dxa"/>
-          </w:tblCellMar>
-        </w:tblPrEx>
         <w:tc>
           <w:tcPr>
             <w:tcW w:w="2400" w:type="dxa"/>
@@ -7569,12 +7233,6 @@
         </w:tc>
       </w:tr>
       <w:tr>
-        <w:tblPrEx>
-          <w:tblCellMar>
-            <w:top w:w="0" w:type="dxa"/>
-            <w:bottom w:w="0" w:type="dxa"/>
-          </w:tblCellMar>
-        </w:tblPrEx>
         <w:tc>
           <w:tcPr>
             <w:tcW w:w="2400" w:type="dxa"/>
@@ -7658,12 +7316,6 @@
         </w:tc>
       </w:tr>
       <w:tr>
-        <w:tblPrEx>
-          <w:tblCellMar>
-            <w:top w:w="0" w:type="dxa"/>
-            <w:bottom w:w="0" w:type="dxa"/>
-          </w:tblCellMar>
-        </w:tblPrEx>
         <w:tc>
           <w:tcPr>
             <w:tcW w:w="2400" w:type="dxa"/>
@@ -7763,12 +7415,6 @@
         </w:tc>
       </w:tr>
       <w:tr>
-        <w:tblPrEx>
-          <w:tblCellMar>
-            <w:top w:w="0" w:type="dxa"/>
-            <w:bottom w:w="0" w:type="dxa"/>
-          </w:tblCellMar>
-        </w:tblPrEx>
         <w:tc>
           <w:tcPr>
             <w:tcW w:w="2400" w:type="dxa"/>
@@ -7885,12 +7531,6 @@
         </w:tc>
       </w:tr>
       <w:tr>
-        <w:tblPrEx>
-          <w:tblCellMar>
-            <w:top w:w="0" w:type="dxa"/>
-            <w:bottom w:w="0" w:type="dxa"/>
-          </w:tblCellMar>
-        </w:tblPrEx>
         <w:tc>
           <w:tcPr>
             <w:tcW w:w="2400" w:type="dxa"/>
@@ -8220,12 +7860,6 @@
         <w:gridCol w:w="9360"/>
       </w:tblGrid>
       <w:tr>
-        <w:tblPrEx>
-          <w:tblCellMar>
-            <w:top w:w="0" w:type="dxa"/>
-            <w:bottom w:w="0" w:type="dxa"/>
-          </w:tblCellMar>
-        </w:tblPrEx>
         <w:tc>
           <w:tcPr>
             <w:tcW w:w="0" w:type="auto"/>
@@ -8355,12 +7989,6 @@
         <w:gridCol w:w="9360"/>
       </w:tblGrid>
       <w:tr>
-        <w:tblPrEx>
-          <w:tblCellMar>
-            <w:top w:w="0" w:type="dxa"/>
-            <w:bottom w:w="0" w:type="dxa"/>
-          </w:tblCellMar>
-        </w:tblPrEx>
         <w:tc>
           <w:tcPr>
             <w:tcW w:w="0" w:type="auto"/>
@@ -8393,12 +8021,6 @@
         </w:tc>
       </w:tr>
       <w:tr>
-        <w:tblPrEx>
-          <w:tblCellMar>
-            <w:top w:w="0" w:type="dxa"/>
-            <w:bottom w:w="0" w:type="dxa"/>
-          </w:tblCellMar>
-        </w:tblPrEx>
         <w:tc>
           <w:tcPr>
             <w:tcW w:w="0" w:type="auto"/>
@@ -8566,12 +8188,6 @@
         <w:gridCol w:w="9360"/>
       </w:tblGrid>
       <w:tr>
-        <w:tblPrEx>
-          <w:tblCellMar>
-            <w:top w:w="0" w:type="dxa"/>
-            <w:bottom w:w="0" w:type="dxa"/>
-          </w:tblCellMar>
-        </w:tblPrEx>
         <w:tc>
           <w:tcPr>
             <w:tcW w:w="0" w:type="auto"/>
@@ -8604,12 +8220,6 @@
         </w:tc>
       </w:tr>
       <w:tr>
-        <w:tblPrEx>
-          <w:tblCellMar>
-            <w:top w:w="0" w:type="dxa"/>
-            <w:bottom w:w="0" w:type="dxa"/>
-          </w:tblCellMar>
-        </w:tblPrEx>
         <w:tc>
           <w:tcPr>
             <w:tcW w:w="0" w:type="auto"/>
@@ -8731,12 +8341,6 @@
         <w:gridCol w:w="9360"/>
       </w:tblGrid>
       <w:tr>
-        <w:tblPrEx>
-          <w:tblCellMar>
-            <w:top w:w="0" w:type="dxa"/>
-            <w:bottom w:w="0" w:type="dxa"/>
-          </w:tblCellMar>
-        </w:tblPrEx>
         <w:tc>
           <w:tcPr>
             <w:tcW w:w="0" w:type="auto"/>
@@ -8769,12 +8373,6 @@
         </w:tc>
       </w:tr>
       <w:tr>
-        <w:tblPrEx>
-          <w:tblCellMar>
-            <w:top w:w="0" w:type="dxa"/>
-            <w:bottom w:w="0" w:type="dxa"/>
-          </w:tblCellMar>
-        </w:tblPrEx>
         <w:tc>
           <w:tcPr>
             <w:tcW w:w="0" w:type="auto"/>
@@ -8958,12 +8556,6 @@
         <w:gridCol w:w="9360"/>
       </w:tblGrid>
       <w:tr>
-        <w:tblPrEx>
-          <w:tblCellMar>
-            <w:top w:w="0" w:type="dxa"/>
-            <w:bottom w:w="0" w:type="dxa"/>
-          </w:tblCellMar>
-        </w:tblPrEx>
         <w:tc>
           <w:tcPr>
             <w:tcW w:w="0" w:type="auto"/>
@@ -8996,12 +8588,6 @@
         </w:tc>
       </w:tr>
       <w:tr>
-        <w:tblPrEx>
-          <w:tblCellMar>
-            <w:top w:w="0" w:type="dxa"/>
-            <w:bottom w:w="0" w:type="dxa"/>
-          </w:tblCellMar>
-        </w:tblPrEx>
         <w:tc>
           <w:tcPr>
             <w:tcW w:w="0" w:type="auto"/>
@@ -9117,12 +8703,6 @@
         <w:gridCol w:w="9360"/>
       </w:tblGrid>
       <w:tr>
-        <w:tblPrEx>
-          <w:tblCellMar>
-            <w:top w:w="0" w:type="dxa"/>
-            <w:bottom w:w="0" w:type="dxa"/>
-          </w:tblCellMar>
-        </w:tblPrEx>
         <w:tc>
           <w:tcPr>
             <w:tcW w:w="0" w:type="auto"/>
@@ -9155,12 +8735,6 @@
         </w:tc>
       </w:tr>
       <w:tr>
-        <w:tblPrEx>
-          <w:tblCellMar>
-            <w:top w:w="0" w:type="dxa"/>
-            <w:bottom w:w="0" w:type="dxa"/>
-          </w:tblCellMar>
-        </w:tblPrEx>
         <w:tc>
           <w:tcPr>
             <w:tcW w:w="0" w:type="auto"/>
@@ -9410,12 +8984,6 @@
         <w:gridCol w:w="9360"/>
       </w:tblGrid>
       <w:tr>
-        <w:tblPrEx>
-          <w:tblCellMar>
-            <w:top w:w="0" w:type="dxa"/>
-            <w:bottom w:w="0" w:type="dxa"/>
-          </w:tblCellMar>
-        </w:tblPrEx>
         <w:tc>
           <w:tcPr>
             <w:tcW w:w="0" w:type="auto"/>
@@ -9448,12 +9016,6 @@
         </w:tc>
       </w:tr>
       <w:tr>
-        <w:tblPrEx>
-          <w:tblCellMar>
-            <w:top w:w="0" w:type="dxa"/>
-            <w:bottom w:w="0" w:type="dxa"/>
-          </w:tblCellMar>
-        </w:tblPrEx>
         <w:tc>
           <w:tcPr>
             <w:tcW w:w="0" w:type="auto"/>
@@ -9660,12 +9222,6 @@
         <w:gridCol w:w="9360"/>
       </w:tblGrid>
       <w:tr>
-        <w:tblPrEx>
-          <w:tblCellMar>
-            <w:top w:w="0" w:type="dxa"/>
-            <w:bottom w:w="0" w:type="dxa"/>
-          </w:tblCellMar>
-        </w:tblPrEx>
         <w:tc>
           <w:tcPr>
             <w:tcW w:w="0" w:type="auto"/>
@@ -9698,12 +9254,6 @@
         </w:tc>
       </w:tr>
       <w:tr>
-        <w:tblPrEx>
-          <w:tblCellMar>
-            <w:top w:w="0" w:type="dxa"/>
-            <w:bottom w:w="0" w:type="dxa"/>
-          </w:tblCellMar>
-        </w:tblPrEx>
         <w:tc>
           <w:tcPr>
             <w:tcW w:w="0" w:type="auto"/>
@@ -9886,12 +9436,6 @@
         <w:gridCol w:w="9360"/>
       </w:tblGrid>
       <w:tr>
-        <w:tblPrEx>
-          <w:tblCellMar>
-            <w:top w:w="0" w:type="dxa"/>
-            <w:bottom w:w="0" w:type="dxa"/>
-          </w:tblCellMar>
-        </w:tblPrEx>
         <w:tc>
           <w:tcPr>
             <w:tcW w:w="0" w:type="auto"/>
@@ -9924,12 +9468,6 @@
         </w:tc>
       </w:tr>
       <w:tr>
-        <w:tblPrEx>
-          <w:tblCellMar>
-            <w:top w:w="0" w:type="dxa"/>
-            <w:bottom w:w="0" w:type="dxa"/>
-          </w:tblCellMar>
-        </w:tblPrEx>
         <w:tc>
           <w:tcPr>
             <w:tcW w:w="0" w:type="auto"/>
@@ -10153,12 +9691,6 @@
         <w:gridCol w:w="9360"/>
       </w:tblGrid>
       <w:tr>
-        <w:tblPrEx>
-          <w:tblCellMar>
-            <w:top w:w="0" w:type="dxa"/>
-            <w:bottom w:w="0" w:type="dxa"/>
-          </w:tblCellMar>
-        </w:tblPrEx>
         <w:tc>
           <w:tcPr>
             <w:tcW w:w="0" w:type="auto"/>
@@ -10213,12 +9745,6 @@
         </w:tc>
       </w:tr>
       <w:tr>
-        <w:tblPrEx>
-          <w:tblCellMar>
-            <w:top w:w="0" w:type="dxa"/>
-            <w:bottom w:w="0" w:type="dxa"/>
-          </w:tblCellMar>
-        </w:tblPrEx>
         <w:tc>
           <w:tcPr>
             <w:tcW w:w="0" w:type="auto"/>
@@ -10413,12 +9939,6 @@
         <w:gridCol w:w="9360"/>
       </w:tblGrid>
       <w:tr>
-        <w:tblPrEx>
-          <w:tblCellMar>
-            <w:top w:w="0" w:type="dxa"/>
-            <w:bottom w:w="0" w:type="dxa"/>
-          </w:tblCellMar>
-        </w:tblPrEx>
         <w:tc>
           <w:tcPr>
             <w:tcW w:w="0" w:type="auto"/>
@@ -10473,12 +9993,6 @@
         </w:tc>
       </w:tr>
       <w:tr>
-        <w:tblPrEx>
-          <w:tblCellMar>
-            <w:top w:w="0" w:type="dxa"/>
-            <w:bottom w:w="0" w:type="dxa"/>
-          </w:tblCellMar>
-        </w:tblPrEx>
         <w:tc>
           <w:tcPr>
             <w:tcW w:w="0" w:type="auto"/>
